--- a/PartitioningPOC_Module2_IndexingStrategy.docx
+++ b/PartitioningPOC_Module2_IndexingStrategy.docx
@@ -10,7 +10,11 @@
       </w:pPr>
       <w:r>
         <w:fldChar w:fldCharType="begin"/>
+      </w:r>
+      <w:r>
         <w:instrText xml:space="preserve"> INCLUDEPICTURE "https://cdn.freebiesupply.com/images/thumbs/2x/walgreens-logo.png" \* MERGEFORMATINET </w:instrText>
+      </w:r>
+      <w:r>
         <w:fldChar w:fldCharType="separate"/>
       </w:r>
       <w:r>
@@ -272,7 +276,19 @@
         <w:rPr>
           <w:color w:val="333333"/>
         </w:rPr>
-        <w:t>This document is Module 2 of the POC series, focused on indexing strategy for the high-volume OLTP environment described in Module 1. With tables containing billions of rows where only the most recent 60 days are actively queried, a conventional indexing approach wastes enormous resources maintaining index entries for data that is rarely accessed.</w:t>
+        <w:t>This document is Module 2 of the POC series, focused on indexing strategy for the high-volume OLTP environment described in Module 1. With tables containing billions of rows where only the most recent 60</w:t>
+      </w:r>
+      <w:r>
+        <w:rPr>
+          <w:color w:val="333333"/>
+        </w:rPr>
+        <w:t>-90</w:t>
+      </w:r>
+      <w:r>
+        <w:rPr>
+          <w:color w:val="333333"/>
+        </w:rPr>
+        <w:t xml:space="preserve"> days are actively queried, a conventional indexing approach wastes enormous resources maintaining index entries for data that is rarely accessed.</w:t>
       </w:r>
     </w:p>
     <w:p>
@@ -893,7 +909,31 @@
         <w:rPr>
           <w:color w:val="333333"/>
         </w:rPr>
-        <w:t>The OeStatusTrail table has 1.83 billion rows, but only the last 60 days are actively queried. OeOrderTextDocument holds 117 million rows but occupies 2.44 TB due to LOB data. Without filtered indexes, every nonclustered index contains entries for all rows across the full table history. Queries must navigate indexes that are 95% dead weight.</w:t>
+        <w:t xml:space="preserve">The OeStatusTrail table has </w:t>
+      </w:r>
+      <w:r>
+        <w:rPr>
+          <w:color w:val="333333"/>
+        </w:rPr>
+        <w:t>~</w:t>
+      </w:r>
+      <w:r>
+        <w:rPr>
+          <w:color w:val="333333"/>
+        </w:rPr>
+        <w:t>1.83 billion rows, but only the last 60</w:t>
+      </w:r>
+      <w:r>
+        <w:rPr>
+          <w:color w:val="333333"/>
+        </w:rPr>
+        <w:t>-90</w:t>
+      </w:r>
+      <w:r>
+        <w:rPr>
+          <w:color w:val="333333"/>
+        </w:rPr>
+        <w:t xml:space="preserve"> days are actively queried. OeOrderTextDocument holds 117 million rows but occupies 2.44 TB due to LOB data. Without filtered indexes, every nonclustered index contains entries for all rows across the full table history. Queries must navigate indexes that are 95% dead weight.</w:t>
       </w:r>
     </w:p>
     <w:p>
@@ -1493,6 +1533,7 @@
         <w:pStyle w:val="Heading1"/>
       </w:pPr>
       <w:r>
+        <w:lastRenderedPageBreak/>
         <w:t>3. Columnstore Indexes for Cold Data Analytics</w:t>
       </w:r>
     </w:p>
@@ -1504,7 +1545,6 @@
         <w:rPr>
           <w:color w:val="333333"/>
         </w:rPr>
-        <w:lastRenderedPageBreak/>
         <w:t>Nonclustered columnstore indexes (NCCI) provide 10–15x compression versus row store, batch mode execution for aggregations, and segment elimination. Apply the NCCI only to cold partitions using a filtered WHERE clause, preserving optimal OLTP write throughput on hot partitions.</w:t>
       </w:r>
     </w:p>
@@ -2477,12 +2517,18 @@
         <w:rPr>
           <w:color w:val="333333"/>
         </w:rPr>
-        <w:t>The SQL script includes three diagnostic queries: Missing Index Analysis (queries the DMVs for optimizer recommendations with weighted scores), Unused Index Identification (finds indexes with zero reads but significant write overhead), and Overlapping Index Detection (finds redundant indexes where one is a key-prefix subset of another).</w:t>
-      </w:r>
-    </w:p>
-    <w:p>
-      <w:r>
+        <w:t xml:space="preserve">The SQL script includes three diagnostic queries: Missing Index Analysis (queries the DMVs for optimizer recommendations with weighted scores), Unused Index Identification (finds indexes </w:t>
+      </w:r>
+      <w:r>
+        <w:rPr>
+          <w:color w:val="333333"/>
+        </w:rPr>
         <w:lastRenderedPageBreak/>
+        <w:t>with zero reads but significant write overhead), and Overlapping Index Detection (finds redundant indexes where one is a key-prefix subset of another).</w:t>
+      </w:r>
+    </w:p>
+    <w:p>
+      <w:r>
         <w:br w:type="page"/>
       </w:r>
     </w:p>
